--- a/Use Case.docx
+++ b/Use Case.docx
@@ -157,8 +157,6 @@
       <w:r>
         <w:t>Event ID 4625 – An account failed to log on</w:t>
       </w:r>
-      <w:bookmarkStart w:id="0" w:name="_GoBack"/>
-      <w:bookmarkEnd w:id="0"/>
     </w:p>
     <w:p>
       <w:pPr>
@@ -251,6 +249,7 @@
         <w:t>=</w:t>
       </w:r>
       <w:proofErr w:type="spellStart"/>
+      <w:proofErr w:type="gramStart"/>
       <w:r>
         <w:t>wineventlog</w:t>
       </w:r>
@@ -258,54 +257,151 @@
       <w:r>
         <w:t xml:space="preserve"> </w:t>
       </w:r>
-    </w:p>
-    <w:p>
-      <w:pPr>
-        <w:bidi w:val="0"/>
-      </w:pPr>
-      <w:proofErr w:type="spellStart"/>
-      <w:r>
-        <w:t>EventCode</w:t>
-      </w:r>
-      <w:proofErr w:type="spellEnd"/>
-      <w:r>
-        <w:t xml:space="preserve">=4625 </w:t>
-      </w:r>
-    </w:p>
-    <w:p>
-      <w:pPr>
-        <w:bidi w:val="0"/>
-      </w:pPr>
-      <w:r>
-        <w:t xml:space="preserve">| stats count by </w:t>
-      </w:r>
-      <w:proofErr w:type="spellStart"/>
-      <w:r>
-        <w:t>Account_Name</w:t>
-      </w:r>
-      <w:proofErr w:type="spellEnd"/>
+      <w:r>
+        <w:t xml:space="preserve"> </w:t>
+      </w:r>
+      <w:r>
+        <w:rPr>
+          <w:b/>
+          <w:bCs/>
+        </w:rPr>
+        <w:t>user</w:t>
+      </w:r>
+      <w:proofErr w:type="gramEnd"/>
+      <w:r>
+        <w:t xml:space="preserve">=* </w:t>
+      </w:r>
+      <w:r>
+        <w:rPr>
+          <w:b/>
+          <w:bCs/>
+        </w:rPr>
+        <w:t>user</w:t>
+      </w:r>
+      <w:r>
+        <w:t>!""</w:t>
+      </w:r>
+      <w:r>
+        <w:t xml:space="preserve"> </w:t>
+      </w:r>
+      <w:r>
+        <w:t xml:space="preserve">| stats </w:t>
+      </w:r>
+      <w:r>
+        <w:rPr>
+          <w:b/>
+          <w:bCs/>
+        </w:rPr>
+        <w:t>count</w:t>
+      </w:r>
+      <w:r>
+        <w:t>(</w:t>
+      </w:r>
+      <w:proofErr w:type="spellStart"/>
+      <w:r>
+        <w:t>eval</w:t>
+      </w:r>
+      <w:proofErr w:type="spellEnd"/>
+      <w:r>
+        <w:t xml:space="preserve">(action="success")) </w:t>
+      </w:r>
+      <w:r>
+        <w:rPr>
+          <w:b/>
+          <w:bCs/>
+        </w:rPr>
+        <w:t>as</w:t>
+      </w:r>
+      <w:r>
+        <w:t xml:space="preserve"> successes </w:t>
+      </w:r>
+      <w:r>
+        <w:rPr>
+          <w:b/>
+          <w:bCs/>
+        </w:rPr>
+        <w:t>count</w:t>
+      </w:r>
+      <w:r>
+        <w:t>(</w:t>
+      </w:r>
+      <w:proofErr w:type="spellStart"/>
+      <w:r>
+        <w:t>eval</w:t>
+      </w:r>
+      <w:proofErr w:type="spellEnd"/>
+      <w:r>
+        <w:t xml:space="preserve">(action="failure")) </w:t>
+      </w:r>
+      <w:r>
+        <w:rPr>
+          <w:b/>
+          <w:bCs/>
+        </w:rPr>
+        <w:t>as</w:t>
+      </w:r>
+      <w:r>
+        <w:t xml:space="preserve"> failures </w:t>
+      </w:r>
+      <w:r>
+        <w:rPr>
+          <w:b/>
+          <w:bCs/>
+        </w:rPr>
+        <w:t>by</w:t>
+      </w:r>
+      <w:r>
+        <w:t xml:space="preserve"> </w:t>
+      </w:r>
+      <w:r>
+        <w:rPr>
+          <w:b/>
+          <w:bCs/>
+        </w:rPr>
+        <w:t>user</w:t>
+      </w:r>
       <w:r>
         <w:t xml:space="preserve">, </w:t>
       </w:r>
       <w:proofErr w:type="spellStart"/>
       <w:r>
-        <w:t>src_ip</w:t>
+        <w:t>ComputerName</w:t>
       </w:r>
       <w:proofErr w:type="spellEnd"/>
       <w:r>
         <w:t xml:space="preserve"> </w:t>
       </w:r>
-    </w:p>
-    <w:p>
-      <w:pPr>
-        <w:bidi w:val="0"/>
-      </w:pPr>
-      <w:r>
-        <w:t>| where count &gt; 10</w:t>
-      </w:r>
+      <w:r>
+        <w:t xml:space="preserve">| </w:t>
+      </w:r>
+      <w:r>
+        <w:rPr>
+          <w:b/>
+          <w:bCs/>
+        </w:rPr>
+        <w:t>where</w:t>
+      </w:r>
+      <w:r>
+        <w:t xml:space="preserve"> successes&gt;0 </w:t>
+      </w:r>
+      <w:r>
+        <w:rPr>
+          <w:b/>
+          <w:bCs/>
+        </w:rPr>
+        <w:t>AND</w:t>
+      </w:r>
+      <w:r>
+        <w:t xml:space="preserve"> failures&gt;10</w:t>
+      </w:r>
+    </w:p>
+    <w:p>
+      <w:pPr>
+        <w:bidi w:val="0"/>
+      </w:pPr>
       <w:r>
         <w:pict>
-          <v:rect id="_x0000_i1049" style="width:0;height:.75pt" o:hralign="center" o:hrstd="t" o:hr="t" fillcolor="#a0a0a0" stroked="f"/>
+          <v:rect id="_x0000_i1080" style="width:0;height:.75pt" o:hralign="center" o:hrstd="t" o:hr="t" fillcolor="#a0a0a0" stroked="f"/>
         </w:pict>
       </w:r>
     </w:p>
@@ -511,24 +607,24 @@
           <w:b/>
           <w:bCs/>
         </w:rPr>
+        <w:t>Splunk</w:t>
+      </w:r>
+      <w:proofErr w:type="spellEnd"/>
+      <w:r>
+        <w:rPr>
+          <w:b/>
+          <w:bCs/>
+        </w:rPr>
+        <w:t xml:space="preserve"> Rules</w:t>
+      </w:r>
+    </w:p>
+    <w:p>
+      <w:pPr>
+        <w:bidi w:val="0"/>
+        <w:ind w:left="360"/>
+      </w:pPr>
+      <w:r>
         <w:lastRenderedPageBreak/>
-        <w:t>Splunk</w:t>
-      </w:r>
-      <w:proofErr w:type="spellEnd"/>
-      <w:r>
-        <w:rPr>
-          <w:b/>
-          <w:bCs/>
-        </w:rPr>
-        <w:t xml:space="preserve"> Rules</w:t>
-      </w:r>
-    </w:p>
-    <w:p>
-      <w:pPr>
-        <w:bidi w:val="0"/>
-        <w:ind w:left="360"/>
-      </w:pPr>
-      <w:r>
         <w:t xml:space="preserve">index=web </w:t>
       </w:r>
       <w:proofErr w:type="spellStart"/>
@@ -541,20 +637,25 @@
       </w:r>
       <w:proofErr w:type="spellStart"/>
       <w:r>
-        <w:t>apache_access</w:t>
+        <w:t>apache_</w:t>
+      </w:r>
+      <w:proofErr w:type="gramStart"/>
+      <w:r>
+        <w:t>access</w:t>
       </w:r>
       <w:proofErr w:type="spellEnd"/>
       <w:r>
         <w:t xml:space="preserve"> </w:t>
       </w:r>
-    </w:p>
-    <w:p>
-      <w:pPr>
-        <w:bidi w:val="0"/>
-        <w:ind w:left="360"/>
-      </w:pPr>
-      <w:r>
-        <w:t xml:space="preserve">| regex </w:t>
+      <w:r>
+        <w:t xml:space="preserve"> </w:t>
+      </w:r>
+      <w:r>
+        <w:t>|</w:t>
+      </w:r>
+      <w:proofErr w:type="gramEnd"/>
+      <w:r>
+        <w:t xml:space="preserve"> regex </w:t>
       </w:r>
       <w:proofErr w:type="spellStart"/>
       <w:r>
@@ -562,9 +663,20 @@
       </w:r>
       <w:proofErr w:type="spellEnd"/>
       <w:r>
-        <w:t>="</w:t>
-      </w:r>
-      <w:proofErr w:type="gramStart"/>
+        <w:t xml:space="preserve"> </w:t>
+      </w:r>
+      <w:r>
+        <w:t>=</w:t>
+      </w:r>
+      <w:r>
+        <w:t xml:space="preserve"> </w:t>
+      </w:r>
+      <w:r>
+        <w:t>"</w:t>
+      </w:r>
+      <w:r>
+        <w:t xml:space="preserve"> </w:t>
+      </w:r>
       <w:r>
         <w:t>(?</w:t>
       </w:r>
@@ -573,7 +685,6 @@
         <w:t>i</w:t>
       </w:r>
       <w:proofErr w:type="spellEnd"/>
-      <w:proofErr w:type="gramEnd"/>
       <w:r>
         <w:t>)(</w:t>
       </w:r>
@@ -583,14 +694,17 @@
       </w:r>
       <w:proofErr w:type="spellEnd"/>
       <w:r>
-        <w:t>|--|;)"</w:t>
-      </w:r>
-    </w:p>
-    <w:p>
-      <w:pPr>
-        <w:bidi w:val="0"/>
-        <w:ind w:left="360"/>
-      </w:pPr>
+        <w:t>|--|;)</w:t>
+      </w:r>
+      <w:r>
+        <w:t xml:space="preserve"> </w:t>
+      </w:r>
+      <w:r>
+        <w:t>"</w:t>
+      </w:r>
+      <w:r>
+        <w:t xml:space="preserve"> </w:t>
+      </w:r>
       <w:r>
         <w:t xml:space="preserve">| stats count by </w:t>
       </w:r>
@@ -887,8 +1001,15 @@
     </w:p>
     <w:p>
       <w:pPr>
-        <w:bidi w:val="0"/>
-        <w:ind w:left="360"/>
+        <w:pStyle w:val="ListParagraph"/>
+        <w:numPr>
+          <w:ilvl w:val="0"/>
+          <w:numId w:val="11"/>
+        </w:numPr>
+        <w:bidi w:val="0"/>
+        <w:rPr>
+          <w:color w:val="0D0D0D" w:themeColor="text1" w:themeTint="F2"/>
+        </w:rPr>
       </w:pPr>
       <w:r>
         <w:t xml:space="preserve">index=security </w:t>
@@ -902,6 +1023,7 @@
         <w:t>=</w:t>
       </w:r>
       <w:proofErr w:type="spellStart"/>
+      <w:proofErr w:type="gramStart"/>
       <w:r>
         <w:t>wineventlog</w:t>
       </w:r>
@@ -909,65 +1031,351 @@
       <w:r>
         <w:t xml:space="preserve"> </w:t>
       </w:r>
-    </w:p>
-    <w:p>
-      <w:pPr>
-        <w:bidi w:val="0"/>
-        <w:ind w:left="360"/>
-      </w:pPr>
+      <w:r>
+        <w:t xml:space="preserve"> </w:t>
+      </w:r>
       <w:proofErr w:type="spellStart"/>
       <w:r>
         <w:t>EventCode</w:t>
       </w:r>
       <w:proofErr w:type="spellEnd"/>
-      <w:r>
-        <w:t xml:space="preserve">=4624 </w:t>
-      </w:r>
-    </w:p>
-    <w:p>
-      <w:pPr>
-        <w:bidi w:val="0"/>
-        <w:ind w:left="360"/>
-      </w:pPr>
-      <w:r>
-        <w:t xml:space="preserve">| stats dc(host) as </w:t>
-      </w:r>
-      <w:proofErr w:type="spellStart"/>
-      <w:r>
+      <w:proofErr w:type="gramEnd"/>
+      <w:r>
+        <w:t xml:space="preserve">=4624 | stats dc(host) as </w:t>
+      </w:r>
+      <w:proofErr w:type="spellStart"/>
+      <w:r>
+        <w:rPr>
+          <w:color w:val="0D0D0D" w:themeColor="text1" w:themeTint="F2"/>
+        </w:rPr>
         <w:t>distinct_hosts</w:t>
       </w:r>
       <w:proofErr w:type="spellEnd"/>
       <w:r>
+        <w:rPr>
+          <w:color w:val="0D0D0D" w:themeColor="text1" w:themeTint="F2"/>
+        </w:rPr>
         <w:t xml:space="preserve"> by </w:t>
       </w:r>
       <w:proofErr w:type="spellStart"/>
       <w:r>
+        <w:rPr>
+          <w:color w:val="0D0D0D" w:themeColor="text1" w:themeTint="F2"/>
+        </w:rPr>
         <w:t>Account_Name</w:t>
       </w:r>
       <w:proofErr w:type="spellEnd"/>
       <w:r>
+        <w:rPr>
+          <w:color w:val="0D0D0D" w:themeColor="text1" w:themeTint="F2"/>
+        </w:rPr>
+        <w:t xml:space="preserve"> | where </w:t>
+      </w:r>
+      <w:proofErr w:type="spellStart"/>
+      <w:r>
+        <w:rPr>
+          <w:color w:val="0D0D0D" w:themeColor="text1" w:themeTint="F2"/>
+        </w:rPr>
+        <w:t>distinct_hosts</w:t>
+      </w:r>
+      <w:proofErr w:type="spellEnd"/>
+      <w:r>
+        <w:rPr>
+          <w:color w:val="0D0D0D" w:themeColor="text1" w:themeTint="F2"/>
+        </w:rPr>
+        <w:t xml:space="preserve"> &gt; 3</w:t>
+      </w:r>
+    </w:p>
+    <w:p>
+      <w:pPr>
+        <w:pStyle w:val="ListParagraph"/>
+        <w:numPr>
+          <w:ilvl w:val="0"/>
+          <w:numId w:val="11"/>
+        </w:numPr>
+        <w:tabs>
+          <w:tab w:val="left" w:pos="916"/>
+          <w:tab w:val="left" w:pos="1832"/>
+          <w:tab w:val="left" w:pos="2748"/>
+          <w:tab w:val="left" w:pos="3664"/>
+          <w:tab w:val="left" w:pos="4580"/>
+          <w:tab w:val="left" w:pos="5496"/>
+          <w:tab w:val="left" w:pos="6412"/>
+          <w:tab w:val="left" w:pos="7328"/>
+          <w:tab w:val="left" w:pos="8244"/>
+          <w:tab w:val="left" w:pos="9160"/>
+          <w:tab w:val="left" w:pos="10076"/>
+          <w:tab w:val="left" w:pos="10992"/>
+          <w:tab w:val="left" w:pos="11908"/>
+          <w:tab w:val="left" w:pos="12824"/>
+          <w:tab w:val="left" w:pos="13740"/>
+          <w:tab w:val="left" w:pos="14656"/>
+        </w:tabs>
+        <w:wordWrap w:val="0"/>
+        <w:bidi w:val="0"/>
+        <w:spacing w:after="0" w:line="330" w:lineRule="atLeast"/>
+        <w:rPr>
+          <w:rFonts w:ascii="Consolas" w:eastAsia="Times New Roman" w:hAnsi="Consolas" w:cs="Courier New"/>
+          <w:color w:val="0D0D0D" w:themeColor="text1" w:themeTint="F2"/>
+          <w:sz w:val="20"/>
+          <w:szCs w:val="20"/>
+        </w:rPr>
+      </w:pPr>
+      <w:r>
+        <w:rPr>
+          <w:rFonts w:ascii="Consolas" w:eastAsia="Times New Roman" w:hAnsi="Consolas" w:cs="Courier New"/>
+          <w:color w:val="0D0D0D" w:themeColor="text1" w:themeTint="F2"/>
+          <w:sz w:val="20"/>
+          <w:szCs w:val="20"/>
+        </w:rPr>
+        <w:t xml:space="preserve">index=windows </w:t>
+      </w:r>
+      <w:proofErr w:type="spellStart"/>
+      <w:r>
+        <w:rPr>
+          <w:rFonts w:ascii="Consolas" w:eastAsia="Times New Roman" w:hAnsi="Consolas" w:cs="Courier New"/>
+          <w:color w:val="0D0D0D" w:themeColor="text1" w:themeTint="F2"/>
+          <w:sz w:val="20"/>
+          <w:szCs w:val="20"/>
+        </w:rPr>
+        <w:t>EventCode</w:t>
+      </w:r>
+      <w:proofErr w:type="spellEnd"/>
+      <w:r>
+        <w:rPr>
+          <w:rFonts w:ascii="Consolas" w:eastAsia="Times New Roman" w:hAnsi="Consolas" w:cs="Courier New"/>
+          <w:color w:val="0D0D0D" w:themeColor="text1" w:themeTint="F2"/>
+          <w:sz w:val="20"/>
+          <w:szCs w:val="20"/>
+        </w:rPr>
+        <w:t xml:space="preserve">=5140 </w:t>
+      </w:r>
+      <w:proofErr w:type="spellStart"/>
+      <w:r>
+        <w:rPr>
+          <w:rFonts w:ascii="Consolas" w:eastAsia="Times New Roman" w:hAnsi="Consolas" w:cs="Courier New"/>
+          <w:color w:val="0D0D0D" w:themeColor="text1" w:themeTint="F2"/>
+          <w:sz w:val="20"/>
+          <w:szCs w:val="20"/>
+        </w:rPr>
+        <w:t>Share_Name</w:t>
+      </w:r>
+      <w:proofErr w:type="spellEnd"/>
+      <w:r>
+        <w:rPr>
+          <w:rFonts w:ascii="Consolas" w:eastAsia="Times New Roman" w:hAnsi="Consolas" w:cs="Courier New"/>
+          <w:color w:val="0D0D0D" w:themeColor="text1" w:themeTint="F2"/>
+          <w:sz w:val="20"/>
+          <w:szCs w:val="20"/>
+        </w:rPr>
+        <w:t>=*\\*$</w:t>
+      </w:r>
+      <w:r>
+        <w:rPr>
+          <w:rFonts w:ascii="Consolas" w:eastAsia="Times New Roman" w:hAnsi="Consolas" w:cs="Courier New"/>
+          <w:color w:val="0D0D0D" w:themeColor="text1" w:themeTint="F2"/>
+          <w:sz w:val="20"/>
+          <w:szCs w:val="20"/>
+        </w:rPr>
+        <w:t>n</w:t>
+      </w:r>
+      <w:r>
+        <w:rPr>
+          <w:rFonts w:ascii="Consolas" w:eastAsia="Times New Roman" w:hAnsi="Consolas" w:cs="Courier New"/>
+          <w:color w:val="0D0D0D" w:themeColor="text1" w:themeTint="F2"/>
+          <w:sz w:val="20"/>
+          <w:szCs w:val="20"/>
+        </w:rPr>
+        <w:t xml:space="preserve">| stats count by </w:t>
+      </w:r>
+      <w:proofErr w:type="spellStart"/>
+      <w:r>
+        <w:rPr>
+          <w:rFonts w:ascii="Consolas" w:eastAsia="Times New Roman" w:hAnsi="Consolas" w:cs="Courier New"/>
+          <w:color w:val="0D0D0D" w:themeColor="text1" w:themeTint="F2"/>
+          <w:sz w:val="20"/>
+          <w:szCs w:val="20"/>
+        </w:rPr>
+        <w:t>Account_Name</w:t>
+      </w:r>
+      <w:proofErr w:type="spellEnd"/>
+      <w:r>
+        <w:rPr>
+          <w:rFonts w:ascii="Consolas" w:eastAsia="Times New Roman" w:hAnsi="Consolas" w:cs="Courier New"/>
+          <w:color w:val="0D0D0D" w:themeColor="text1" w:themeTint="F2"/>
+          <w:sz w:val="20"/>
+          <w:szCs w:val="20"/>
+        </w:rPr>
+        <w:t xml:space="preserve">, </w:t>
+      </w:r>
+      <w:proofErr w:type="spellStart"/>
+      <w:r>
+        <w:rPr>
+          <w:rFonts w:ascii="Consolas" w:eastAsia="Times New Roman" w:hAnsi="Consolas" w:cs="Courier New"/>
+          <w:color w:val="0D0D0D" w:themeColor="text1" w:themeTint="F2"/>
+          <w:sz w:val="20"/>
+          <w:szCs w:val="20"/>
+        </w:rPr>
+        <w:t>ComputerName</w:t>
+      </w:r>
+      <w:proofErr w:type="spellEnd"/>
+      <w:r>
+        <w:rPr>
+          <w:rFonts w:ascii="Consolas" w:eastAsia="Times New Roman" w:hAnsi="Consolas" w:cs="Courier New"/>
+          <w:color w:val="0D0D0D" w:themeColor="text1" w:themeTint="F2"/>
+          <w:sz w:val="20"/>
+          <w:szCs w:val="20"/>
+        </w:rPr>
+        <w:t xml:space="preserve">, </w:t>
+      </w:r>
+      <w:proofErr w:type="spellStart"/>
+      <w:proofErr w:type="gramStart"/>
+      <w:r>
+        <w:rPr>
+          <w:rFonts w:ascii="Consolas" w:eastAsia="Times New Roman" w:hAnsi="Consolas" w:cs="Courier New"/>
+          <w:color w:val="0D0D0D" w:themeColor="text1" w:themeTint="F2"/>
+          <w:sz w:val="20"/>
+          <w:szCs w:val="20"/>
+        </w:rPr>
+        <w:t>Share</w:t>
+      </w:r>
+      <w:proofErr w:type="gramEnd"/>
+      <w:r>
+        <w:rPr>
+          <w:rFonts w:ascii="Consolas" w:eastAsia="Times New Roman" w:hAnsi="Consolas" w:cs="Courier New"/>
+          <w:color w:val="0D0D0D" w:themeColor="text1" w:themeTint="F2"/>
+          <w:sz w:val="20"/>
+          <w:szCs w:val="20"/>
+        </w:rPr>
+        <w:t>_Name</w:t>
+      </w:r>
+      <w:proofErr w:type="spellEnd"/>
+      <w:r>
+        <w:rPr>
+          <w:rFonts w:ascii="Consolas" w:eastAsia="Times New Roman" w:hAnsi="Consolas" w:cs="Courier New"/>
+          <w:color w:val="0D0D0D" w:themeColor="text1" w:themeTint="F2"/>
+          <w:sz w:val="20"/>
+          <w:szCs w:val="20"/>
+        </w:rPr>
+        <w:t xml:space="preserve">, </w:t>
+      </w:r>
+      <w:proofErr w:type="spellStart"/>
+      <w:r>
+        <w:rPr>
+          <w:rFonts w:ascii="Consolas" w:eastAsia="Times New Roman" w:hAnsi="Consolas" w:cs="Courier New"/>
+          <w:color w:val="0D0D0D" w:themeColor="text1" w:themeTint="F2"/>
+          <w:sz w:val="20"/>
+          <w:szCs w:val="20"/>
+        </w:rPr>
+        <w:t>Source_Address</w:t>
+      </w:r>
+      <w:proofErr w:type="spellEnd"/>
+      <w:r>
+        <w:rPr>
+          <w:rFonts w:ascii="Consolas" w:eastAsia="Times New Roman" w:hAnsi="Consolas" w:cs="Courier New"/>
+          <w:color w:val="0D0D0D" w:themeColor="text1" w:themeTint="F2"/>
+          <w:sz w:val="20"/>
+          <w:szCs w:val="20"/>
+        </w:rPr>
         <w:t xml:space="preserve"> </w:t>
       </w:r>
-    </w:p>
-    <w:p>
-      <w:pPr>
-        <w:bidi w:val="0"/>
-        <w:ind w:left="360"/>
-      </w:pPr>
-      <w:r>
-        <w:t xml:space="preserve">| where </w:t>
-      </w:r>
-      <w:proofErr w:type="spellStart"/>
-      <w:r>
-        <w:t>distinct_hosts</w:t>
-      </w:r>
-      <w:proofErr w:type="spellEnd"/>
-      <w:r>
-        <w:t xml:space="preserve"> &gt; 3</w:t>
-      </w:r>
+      <w:r>
+        <w:rPr>
+          <w:rFonts w:ascii="Consolas" w:eastAsia="Times New Roman" w:hAnsi="Consolas" w:cs="Courier New"/>
+          <w:color w:val="0D0D0D" w:themeColor="text1" w:themeTint="F2"/>
+          <w:sz w:val="20"/>
+          <w:szCs w:val="20"/>
+        </w:rPr>
+        <w:t xml:space="preserve">| table </w:t>
+      </w:r>
+      <w:proofErr w:type="spellStart"/>
+      <w:r>
+        <w:rPr>
+          <w:rFonts w:ascii="Consolas" w:eastAsia="Times New Roman" w:hAnsi="Consolas" w:cs="Courier New"/>
+          <w:color w:val="0D0D0D" w:themeColor="text1" w:themeTint="F2"/>
+          <w:sz w:val="20"/>
+          <w:szCs w:val="20"/>
+        </w:rPr>
+        <w:t>Account_Name</w:t>
+      </w:r>
+      <w:proofErr w:type="spellEnd"/>
+      <w:r>
+        <w:rPr>
+          <w:rFonts w:ascii="Consolas" w:eastAsia="Times New Roman" w:hAnsi="Consolas" w:cs="Courier New"/>
+          <w:color w:val="0D0D0D" w:themeColor="text1" w:themeTint="F2"/>
+          <w:sz w:val="20"/>
+          <w:szCs w:val="20"/>
+        </w:rPr>
+        <w:t xml:space="preserve">, </w:t>
+      </w:r>
+      <w:proofErr w:type="spellStart"/>
+      <w:r>
+        <w:rPr>
+          <w:rFonts w:ascii="Consolas" w:eastAsia="Times New Roman" w:hAnsi="Consolas" w:cs="Courier New"/>
+          <w:color w:val="0D0D0D" w:themeColor="text1" w:themeTint="F2"/>
+          <w:sz w:val="20"/>
+          <w:szCs w:val="20"/>
+        </w:rPr>
+        <w:t>ComputerName</w:t>
+      </w:r>
+      <w:proofErr w:type="spellEnd"/>
+      <w:r>
+        <w:rPr>
+          <w:rFonts w:ascii="Consolas" w:eastAsia="Times New Roman" w:hAnsi="Consolas" w:cs="Courier New"/>
+          <w:color w:val="0D0D0D" w:themeColor="text1" w:themeTint="F2"/>
+          <w:sz w:val="20"/>
+          <w:szCs w:val="20"/>
+        </w:rPr>
+        <w:t xml:space="preserve">, </w:t>
+      </w:r>
+      <w:proofErr w:type="spellStart"/>
+      <w:r>
+        <w:rPr>
+          <w:rFonts w:ascii="Consolas" w:eastAsia="Times New Roman" w:hAnsi="Consolas" w:cs="Courier New"/>
+          <w:color w:val="0D0D0D" w:themeColor="text1" w:themeTint="F2"/>
+          <w:sz w:val="20"/>
+          <w:szCs w:val="20"/>
+        </w:rPr>
+        <w:t>Share_Name</w:t>
+      </w:r>
+      <w:proofErr w:type="spellEnd"/>
+      <w:r>
+        <w:rPr>
+          <w:rFonts w:ascii="Consolas" w:eastAsia="Times New Roman" w:hAnsi="Consolas" w:cs="Courier New"/>
+          <w:color w:val="0D0D0D" w:themeColor="text1" w:themeTint="F2"/>
+          <w:sz w:val="20"/>
+          <w:szCs w:val="20"/>
+        </w:rPr>
+        <w:t xml:space="preserve">, </w:t>
+      </w:r>
+      <w:proofErr w:type="spellStart"/>
+      <w:r>
+        <w:rPr>
+          <w:rFonts w:ascii="Consolas" w:eastAsia="Times New Roman" w:hAnsi="Consolas" w:cs="Courier New"/>
+          <w:color w:val="0D0D0D" w:themeColor="text1" w:themeTint="F2"/>
+          <w:sz w:val="20"/>
+          <w:szCs w:val="20"/>
+        </w:rPr>
+        <w:t>Source_Address</w:t>
+      </w:r>
+      <w:proofErr w:type="spellEnd"/>
+      <w:r>
+        <w:rPr>
+          <w:rFonts w:ascii="Consolas" w:eastAsia="Times New Roman" w:hAnsi="Consolas" w:cs="Courier New"/>
+          <w:color w:val="0D0D0D" w:themeColor="text1" w:themeTint="F2"/>
+          <w:sz w:val="20"/>
+          <w:szCs w:val="20"/>
+        </w:rPr>
+        <w:t>, count</w:t>
+      </w:r>
+    </w:p>
+    <w:p>
+      <w:pPr>
+        <w:bidi w:val="0"/>
+      </w:pPr>
       <w:r>
         <w:pict>
-          <v:rect id="_x0000_i1051" style="width:0;height:.75pt" o:hralign="center" o:hrstd="t" o:hr="t" fillcolor="#a0a0a0" stroked="f"/>
+          <v:rect id="_x0000_i1066" style="width:0;height:.75pt" o:hralign="center" o:hrstd="t" o:hr="t" fillcolor="#a0a0a0" stroked="f"/>
         </w:pict>
       </w:r>
     </w:p>
@@ -1057,7 +1465,6 @@
         <w:ind w:left="360"/>
       </w:pPr>
       <w:r>
-        <w:lastRenderedPageBreak/>
         <w:t>Privilege escalation is the point where an attacker transitions from a low-level user to an administrator, gaining control over the entire environment. It is a critical trigger for incident response.</w:t>
       </w:r>
     </w:p>
@@ -1099,6 +1506,7 @@
           <w:b/>
           <w:bCs/>
         </w:rPr>
+        <w:lastRenderedPageBreak/>
         <w:t>Active Directory Logs:</w:t>
       </w:r>
       <w:r>
@@ -1502,15 +1910,7 @@
       </w:r>
       <w:proofErr w:type="spellEnd"/>
       <w:r>
-        <w:t xml:space="preserve">=firewall </w:t>
-      </w:r>
-    </w:p>
-    <w:p>
-      <w:pPr>
-        <w:bidi w:val="0"/>
-      </w:pPr>
-      <w:r>
-        <w:t>| stats dc(</w:t>
+        <w:t>=firewall | stats dc(</w:t>
       </w:r>
       <w:proofErr w:type="spellStart"/>
       <w:r>
@@ -1536,11 +1936,8 @@
       <w:r>
         <w:t xml:space="preserve"> </w:t>
       </w:r>
-    </w:p>
-    <w:p>
-      <w:pPr>
-        <w:bidi w:val="0"/>
-      </w:pPr>
+      <w:bookmarkStart w:id="0" w:name="_GoBack"/>
+      <w:bookmarkEnd w:id="0"/>
       <w:r>
         <w:t xml:space="preserve">| where </w:t>
       </w:r>
@@ -2648,6 +3045,181 @@
     </w:lvl>
   </w:abstractNum>
   <w:abstractNum w:abstractNumId="8" w15:restartNumberingAfterBreak="0">
+    <w:nsid w:val="69C2745F"/>
+    <w:multiLevelType w:val="multilevel"/>
+    <w:tmpl w:val="0409001D"/>
+    <w:lvl w:ilvl="0">
+      <w:start w:val="1"/>
+      <w:numFmt w:val="decimal"/>
+      <w:lvlText w:val="%1)"/>
+      <w:lvlJc w:val="left"/>
+      <w:pPr>
+        <w:ind w:left="1080" w:hanging="360"/>
+      </w:pPr>
+    </w:lvl>
+    <w:lvl w:ilvl="1">
+      <w:start w:val="1"/>
+      <w:numFmt w:val="lowerLetter"/>
+      <w:lvlText w:val="%2)"/>
+      <w:lvlJc w:val="left"/>
+      <w:pPr>
+        <w:ind w:left="1440" w:hanging="360"/>
+      </w:pPr>
+    </w:lvl>
+    <w:lvl w:ilvl="2">
+      <w:start w:val="1"/>
+      <w:numFmt w:val="lowerRoman"/>
+      <w:lvlText w:val="%3)"/>
+      <w:lvlJc w:val="left"/>
+      <w:pPr>
+        <w:ind w:left="1800" w:hanging="360"/>
+      </w:pPr>
+    </w:lvl>
+    <w:lvl w:ilvl="3">
+      <w:start w:val="1"/>
+      <w:numFmt w:val="decimal"/>
+      <w:lvlText w:val="(%4)"/>
+      <w:lvlJc w:val="left"/>
+      <w:pPr>
+        <w:ind w:left="2160" w:hanging="360"/>
+      </w:pPr>
+    </w:lvl>
+    <w:lvl w:ilvl="4">
+      <w:start w:val="1"/>
+      <w:numFmt w:val="lowerLetter"/>
+      <w:lvlText w:val="(%5)"/>
+      <w:lvlJc w:val="left"/>
+      <w:pPr>
+        <w:ind w:left="2520" w:hanging="360"/>
+      </w:pPr>
+    </w:lvl>
+    <w:lvl w:ilvl="5">
+      <w:start w:val="1"/>
+      <w:numFmt w:val="lowerRoman"/>
+      <w:lvlText w:val="(%6)"/>
+      <w:lvlJc w:val="left"/>
+      <w:pPr>
+        <w:ind w:left="2880" w:hanging="360"/>
+      </w:pPr>
+    </w:lvl>
+    <w:lvl w:ilvl="6">
+      <w:start w:val="1"/>
+      <w:numFmt w:val="decimal"/>
+      <w:lvlText w:val="%7."/>
+      <w:lvlJc w:val="left"/>
+      <w:pPr>
+        <w:ind w:left="3240" w:hanging="360"/>
+      </w:pPr>
+    </w:lvl>
+    <w:lvl w:ilvl="7">
+      <w:start w:val="1"/>
+      <w:numFmt w:val="lowerLetter"/>
+      <w:lvlText w:val="%8."/>
+      <w:lvlJc w:val="left"/>
+      <w:pPr>
+        <w:ind w:left="3600" w:hanging="360"/>
+      </w:pPr>
+    </w:lvl>
+    <w:lvl w:ilvl="8">
+      <w:start w:val="1"/>
+      <w:numFmt w:val="lowerRoman"/>
+      <w:lvlText w:val="%9."/>
+      <w:lvlJc w:val="left"/>
+      <w:pPr>
+        <w:ind w:left="3960" w:hanging="360"/>
+      </w:pPr>
+    </w:lvl>
+  </w:abstractNum>
+  <w:abstractNum w:abstractNumId="9" w15:restartNumberingAfterBreak="0">
+    <w:nsid w:val="70EA0A67"/>
+    <w:multiLevelType w:val="hybridMultilevel"/>
+    <w:tmpl w:val="90080DCC"/>
+    <w:lvl w:ilvl="0" w:tplc="1BD4EBD2">
+      <w:start w:val="1"/>
+      <w:numFmt w:val="decimal"/>
+      <w:lvlText w:val="%1-"/>
+      <w:lvlJc w:val="left"/>
+      <w:pPr>
+        <w:ind w:left="3600" w:hanging="360"/>
+      </w:pPr>
+      <w:rPr>
+        <w:rFonts w:hint="default"/>
+      </w:rPr>
+    </w:lvl>
+    <w:lvl w:ilvl="1" w:tplc="04090019" w:tentative="1">
+      <w:start w:val="1"/>
+      <w:numFmt w:val="lowerLetter"/>
+      <w:lvlText w:val="%2."/>
+      <w:lvlJc w:val="left"/>
+      <w:pPr>
+        <w:ind w:left="4320" w:hanging="360"/>
+      </w:pPr>
+    </w:lvl>
+    <w:lvl w:ilvl="2" w:tplc="0409001B" w:tentative="1">
+      <w:start w:val="1"/>
+      <w:numFmt w:val="lowerRoman"/>
+      <w:lvlText w:val="%3."/>
+      <w:lvlJc w:val="right"/>
+      <w:pPr>
+        <w:ind w:left="5040" w:hanging="180"/>
+      </w:pPr>
+    </w:lvl>
+    <w:lvl w:ilvl="3" w:tplc="0409000F" w:tentative="1">
+      <w:start w:val="1"/>
+      <w:numFmt w:val="decimal"/>
+      <w:lvlText w:val="%4."/>
+      <w:lvlJc w:val="left"/>
+      <w:pPr>
+        <w:ind w:left="5760" w:hanging="360"/>
+      </w:pPr>
+    </w:lvl>
+    <w:lvl w:ilvl="4" w:tplc="04090019" w:tentative="1">
+      <w:start w:val="1"/>
+      <w:numFmt w:val="lowerLetter"/>
+      <w:lvlText w:val="%5."/>
+      <w:lvlJc w:val="left"/>
+      <w:pPr>
+        <w:ind w:left="6480" w:hanging="360"/>
+      </w:pPr>
+    </w:lvl>
+    <w:lvl w:ilvl="5" w:tplc="0409001B" w:tentative="1">
+      <w:start w:val="1"/>
+      <w:numFmt w:val="lowerRoman"/>
+      <w:lvlText w:val="%6."/>
+      <w:lvlJc w:val="right"/>
+      <w:pPr>
+        <w:ind w:left="7200" w:hanging="180"/>
+      </w:pPr>
+    </w:lvl>
+    <w:lvl w:ilvl="6" w:tplc="0409000F" w:tentative="1">
+      <w:start w:val="1"/>
+      <w:numFmt w:val="decimal"/>
+      <w:lvlText w:val="%7."/>
+      <w:lvlJc w:val="left"/>
+      <w:pPr>
+        <w:ind w:left="7920" w:hanging="360"/>
+      </w:pPr>
+    </w:lvl>
+    <w:lvl w:ilvl="7" w:tplc="04090019" w:tentative="1">
+      <w:start w:val="1"/>
+      <w:numFmt w:val="lowerLetter"/>
+      <w:lvlText w:val="%8."/>
+      <w:lvlJc w:val="left"/>
+      <w:pPr>
+        <w:ind w:left="8640" w:hanging="360"/>
+      </w:pPr>
+    </w:lvl>
+    <w:lvl w:ilvl="8" w:tplc="0409001B" w:tentative="1">
+      <w:start w:val="1"/>
+      <w:numFmt w:val="lowerRoman"/>
+      <w:lvlText w:val="%9."/>
+      <w:lvlJc w:val="right"/>
+      <w:pPr>
+        <w:ind w:left="9360" w:hanging="180"/>
+      </w:pPr>
+    </w:lvl>
+  </w:abstractNum>
+  <w:abstractNum w:abstractNumId="10" w15:restartNumberingAfterBreak="0">
     <w:nsid w:val="743A38F4"/>
     <w:multiLevelType w:val="hybridMultilevel"/>
     <w:tmpl w:val="2C24EBD4"/>
@@ -2749,7 +3321,7 @@
     <w:abstractNumId w:val="7"/>
   </w:num>
   <w:num w:numId="6">
-    <w:abstractNumId w:val="8"/>
+    <w:abstractNumId w:val="10"/>
   </w:num>
   <w:num w:numId="7">
     <w:abstractNumId w:val="4"/>
@@ -2759,6 +3331,12 @@
   </w:num>
   <w:num w:numId="9">
     <w:abstractNumId w:val="5"/>
+  </w:num>
+  <w:num w:numId="10">
+    <w:abstractNumId w:val="9"/>
+  </w:num>
+  <w:num w:numId="11">
+    <w:abstractNumId w:val="8"/>
   </w:num>
 </w:numbering>
 </file>
@@ -3241,6 +3819,55 @@
     <w:uiPriority w:val="99"/>
     <w:rsid w:val="002851C7"/>
   </w:style>
+  <w:style w:type="paragraph" w:styleId="HTMLPreformatted">
+    <w:name w:val="HTML Preformatted"/>
+    <w:basedOn w:val="Normal"/>
+    <w:link w:val="HTMLPreformattedChar"/>
+    <w:uiPriority w:val="99"/>
+    <w:semiHidden/>
+    <w:unhideWhenUsed/>
+    <w:rsid w:val="0011767D"/>
+    <w:pPr>
+      <w:tabs>
+        <w:tab w:val="left" w:pos="916"/>
+        <w:tab w:val="left" w:pos="1832"/>
+        <w:tab w:val="left" w:pos="2748"/>
+        <w:tab w:val="left" w:pos="3664"/>
+        <w:tab w:val="left" w:pos="4580"/>
+        <w:tab w:val="left" w:pos="5496"/>
+        <w:tab w:val="left" w:pos="6412"/>
+        <w:tab w:val="left" w:pos="7328"/>
+        <w:tab w:val="left" w:pos="8244"/>
+        <w:tab w:val="left" w:pos="9160"/>
+        <w:tab w:val="left" w:pos="10076"/>
+        <w:tab w:val="left" w:pos="10992"/>
+        <w:tab w:val="left" w:pos="11908"/>
+        <w:tab w:val="left" w:pos="12824"/>
+        <w:tab w:val="left" w:pos="13740"/>
+        <w:tab w:val="left" w:pos="14656"/>
+      </w:tabs>
+      <w:bidi w:val="0"/>
+      <w:spacing w:after="0" w:line="240" w:lineRule="auto"/>
+    </w:pPr>
+    <w:rPr>
+      <w:rFonts w:ascii="Courier New" w:eastAsia="Times New Roman" w:hAnsi="Courier New" w:cs="Courier New"/>
+      <w:sz w:val="20"/>
+      <w:szCs w:val="20"/>
+    </w:rPr>
+  </w:style>
+  <w:style w:type="character" w:customStyle="1" w:styleId="HTMLPreformattedChar">
+    <w:name w:val="HTML Preformatted Char"/>
+    <w:basedOn w:val="DefaultParagraphFont"/>
+    <w:link w:val="HTMLPreformatted"/>
+    <w:uiPriority w:val="99"/>
+    <w:semiHidden/>
+    <w:rsid w:val="0011767D"/>
+    <w:rPr>
+      <w:rFonts w:ascii="Courier New" w:eastAsia="Times New Roman" w:hAnsi="Courier New" w:cs="Courier New"/>
+      <w:sz w:val="20"/>
+      <w:szCs w:val="20"/>
+    </w:rPr>
+  </w:style>
 </w:styles>
 </file>
 
